--- a/document_templates/russian_library/Исковые_заявления/Семейные_споры/шаблон_Исковое_заявление_об_определении_порядка_общения_с_ребёнком.docx
+++ b/document_templates/russian_library/Исковые_заявления/Семейные_споры/шаблон_Исковое_заявление_об_определении_порядка_общения_с_ребёнком.docx
@@ -28,7 +28,7 @@
           <w:szCs w:val="24"/>
           <w:lang w:val="en-US"/>
         </w:rPr>
-        <w:t xml:space="preserve">{{ w_t_w_r_w_prooferr_w_type_spellstart_w_r_w_rsidr_0091613d_w_rpr_w_rfonts_w_ascii_times_new_roman_w_hansi_times_new_roman_w_cs_times_new_roman_w_sz_w_val_24_w_szcs_w_val_24_w_lang_w_val_en_us_w_rpr_w_t_court_name_w_t_w_r_w_prooferr_w_type_spellend_w_r_w_rsidr_0091613d_w_rpr_w_rfonts_w_ascii_times_new_roman_w_hansi_times_new_roman_w_cs_times_new_roman_w_sz_w_val_24_w_szcs_w_val_24_w_lang_w_val_en_us_w_rpr_w_t_xml_space_preserve }}</w:t>
+        <w:t xml:space="preserve">{{ court_name }}</w:t>
       </w:r>
     </w:p>
     <w:p>
@@ -42,15 +42,14 @@
           <w:lang w:val="en-US"/>
         </w:rPr>
       </w:pPr>
-      <w:proofErr w:type="gramStart"/>
-      <w:r>
-        <w:rPr>
-          <w:rFonts w:ascii="Times New Roman" w:hAnsi="Times New Roman" w:cs="Times New Roman"/>
-          <w:sz w:val="24"/>
-          <w:szCs w:val="24"/>
-          <w:lang w:val="en-US"/>
-        </w:rPr>
-        <w:t xml:space="preserve">{{ w_t_w_r_w_prooferr_w_type_spellstart_w_r_w_rpr_w_rfonts_w_ascii_times_new_roman_w_hansi_times_new_roman_w_cs_times_new_roman_w_sz_w_val_24_w_szcs_w_val_24_w_lang_w_val_en_us_w_rpr_w_t_court_w_t_w_r_w_prooferr_w_type_gramend_w_r_w_rpr_w_rfonts_w_ascii_times_new_roman_w_hansi_times_new_roman_w_cs_times_new_roman_w_sz_w_val_24_w_szcs_w_val_24_w_lang_w_val_en_us_w_rpr_w_t_address_w_t_w_r_w_prooferr_w_type_spellend_w_r_w_rpr_w_rfonts_w_ascii_times_new_roman_w_hansi_times_new_roman_w_cs_times_new_roman_w_sz_w_val_24_w_szcs_w_val_24_w_lang_w_val_en_us_w_rpr_w_t_xml_space_preserve }}</w:t>
+      <w:r>
+        <w:rPr>
+          <w:rFonts w:ascii="Times New Roman" w:hAnsi="Times New Roman" w:cs="Times New Roman"/>
+          <w:sz w:val="24"/>
+          <w:szCs w:val="24"/>
+          <w:lang w:val="en-US"/>
+        </w:rPr>
+        <w:t xml:space="preserve">{{ court_address }}</w:t>
       </w:r>
     </w:p>
     <w:p>
@@ -88,7 +87,7 @@
           <w:szCs w:val="24"/>
           <w:lang w:val="en-US"/>
         </w:rPr>
-        <w:t xml:space="preserve">{{ w_t_w_r_w_r_w_rsidr_0091613d_w_rpr_w_rfonts_w_ascii_times_new_roman_w_hansi_times_new_roman_w_cs_times_new_roman_w_sz_w_val_24_w_szcs_w_val_24_w_lang_w_val_en_us_w_rpr_w_t_plaintiff_w_t_w_r_w_r_w_rsidr_0091613d_w_rsidrpr_000e63ee_w_rpr_w_rfonts_w_ascii_times_new_roman_w_hansi_times_new_roman_w_cs_times_new_roman_w_sz_w_val_24_w_szcs_w_val_24_w_lang_w_val_en_us_w_rpr_w_t_xml_space_preserve }}</w:t>
+        <w:t xml:space="preserve">{{ plaintiff }}</w:t>
       </w:r>
     </w:p>
     <w:p>
@@ -128,7 +127,6 @@
         </w:rPr>
         <w:t xml:space="preserve">{ </w:t>
       </w:r>
-      <w:proofErr w:type="spellStart"/>
       <w:r>
         <w:rPr>
           <w:rFonts w:ascii="Times New Roman" w:hAnsi="Times New Roman" w:cs="Times New Roman"/>
@@ -138,7 +136,6 @@
         </w:rPr>
         <w:t>plaintiff_passport</w:t>
       </w:r>
-      <w:proofErr w:type="spellEnd"/>
       <w:r>
         <w:rPr>
           <w:rFonts w:ascii="Times New Roman" w:hAnsi="Times New Roman" w:cs="Times New Roman"/>
@@ -184,7 +181,7 @@
           <w:szCs w:val="24"/>
           <w:lang w:val="en-US"/>
         </w:rPr>
-        <w:t xml:space="preserve">{{ w_t_w_r_w_r_w_rsidr_0091613d_w_rpr_w_rfonts_w_ascii_times_new_roman_w_hansi_times_new_roman_w_cs_times_new_roman_w_sz_w_val_24_w_szcs_w_val_24_w_lang_w_val_en_us_w_rpr_w_t_defendant_w_t_w_r_w_r_w_rsidr_0091613d_w_rsidrpr_000e63ee_w_rpr_w_rfonts_w_ascii_times_new_roman_w_hansi_times_new_roman_w_cs_times_new_roman_w_sz_w_val_24_w_szcs_w_val_24_w_lang_w_val_en_us_w_rpr_w_t_xml_space_preserve }}</w:t>
+        <w:t xml:space="preserve">{{ defendant }}</w:t>
       </w:r>
     </w:p>
     <w:p>
@@ -239,7 +236,7 @@
           <w:szCs w:val="24"/>
           <w:lang w:val="en-US"/>
         </w:rPr>
-        <w:t xml:space="preserve">{{ w_t_w_r_w_prooferr_w_type_spellstart_w_r_w_rsidr_0091613d_w_rpr_w_rfonts_w_ascii_times_new_roman_w_hansi_times_new_roman_w_cs_times_new_roman_w_sz_w_val_24_w_szcs_w_val_24_w_lang_w_val_en_us_w_rpr_w_t_registration_address_w_t_w_r_w_prooferr_w_type_spellend_w_r_w_rsidr_0091613d_w_rpr_w_rfonts_w_ascii_times_new_roman_w_hansi_times_new_roman_w_cs_times_new_roman_w_sz_w_val_24_w_szcs_w_val_24_w_lang_w_val_en_us_w_rpr_w_t_xml_space_preserve }}</w:t>
+        <w:t xml:space="preserve">{{ registration_address }}</w:t>
       </w:r>
     </w:p>
     <w:p>
@@ -283,7 +280,7 @@
           <w:sz w:val="24"/>
           <w:szCs w:val="24"/>
         </w:rPr>
-        <w:t xml:space="preserve">{{ w_t_w_r_w_r_w_rsidr_0091613d_w_rpr_w_rfonts_w_ascii_times_new_roman_w_hansi_times_new_roman_w_cs_times_new_roman_w_sz_w_val_24_w_szcs_w_val_24_w_lang_w_val_en_us_w_rpr_w_t_married_w_t_w_r_w_r_w_rsidr_0091613d_w_rsidrpr_0091613d_w_rpr_w_rfonts_w_ascii_times_new_roman_w_hansi_times_new_roman_w_cs_times_new_roman_w_sz_w_val_24_w_szcs_w_val_24_w_rpr_w_t_w_t_w_r_w_r_w_rsidr_0091613d_w_rpr_w_rfonts_w_ascii_times_new_roman_w_hansi_times_new_roman_w_cs_times_new_roman_w_sz_w_val_24_w_szcs_w_val_24_w_lang_w_val_en_us_w_rpr_w_t_to_w_t_w_r_w_r_w_rsidr_0091613d_w_rsidrpr_0091613d_w_rpr_w_rfonts_w_ascii_times_new_roman_w_hansi_times_new_roman_w_cs_times_new_roman_w_sz_w_val_24_w_szcs_w_val_24_w_rpr_w_t_xml_space_preserve }}</w:t>
+        <w:t xml:space="preserve">{{ married_to }}</w:t>
       </w:r>
       <w:r>
         <w:rPr>
@@ -299,7 +296,7 @@
           <w:sz w:val="24"/>
           <w:szCs w:val="24"/>
         </w:rPr>
-        <w:t xml:space="preserve">{{ w_t_w_r_w_r_w_rsidr_0091613d_w_rpr_w_rfonts_w_ascii_times_new_roman_w_hansi_times_new_roman_w_cs_times_new_roman_w_sz_w_val_24_w_szcs_w_val_24_w_lang_w_val_en_us_w_rpr_w_t_married_w_t_w_r_w_r_w_rsidr_0091613d_w_rsidrpr_0091613d_w_rpr_w_rfonts_w_ascii_times_new_roman_w_hansi_times_new_roman_w_cs_times_new_roman_w_sz_w_val_24_w_szcs_w_val_24_w_rpr_w_t_w_t_w_r_w_r_w_rsidr_0091613d_w_rpr_w_rfonts_w_ascii_times_new_roman_w_hansi_times_new_roman_w_cs_times_new_roman_w_sz_w_val_24_w_szcs_w_val_24_w_lang_w_val_en_us_w_rpr_w_t_until_w_t_w_r_w_r_w_rsidr_0091613d_w_rsidrpr_0091613d_w_rpr_w_rfonts_w_ascii_times_new_roman_w_hansi_times_new_roman_w_cs_times_new_roman_w_sz_w_val_24_w_szcs_w_val_24_w_rpr_w_t_xml_space_preserve }}</w:t>
+        <w:t xml:space="preserve">{{ married_until }}</w:t>
       </w:r>
       <w:r>
         <w:rPr>
@@ -315,7 +312,7 @@
           <w:sz w:val="24"/>
           <w:szCs w:val="24"/>
         </w:rPr>
-        <w:t xml:space="preserve">{{ w_t_w_r_w_r_w_rsidr_0091613d_w_rsidrpr_0091613d_w_rpr_w_rfonts_w_ascii_times_new_roman_w_hansi_times_new_roman_w_cs_times_new_roman_w_sz_w_val_24_w_szcs_w_val_24_w_lang_w_val_en_us_w_rpr_w_t_who_w_t_w_r_w_r_w_rsidr_0091613d_w_rsidrpr_0091613d_w_rpr_w_rfonts_w_ascii_times_new_roman_w_hansi_times_new_roman_w_cs_times_new_roman_w_sz_w_val_24_w_szcs_w_val_24_w_rpr_w_t_w_t_w_r_w_r_w_rsidr_0091613d_w_rsidrpr_0091613d_w_rpr_w_rfonts_w_ascii_times_new_roman_w_hansi_times_new_roman_w_cs_times_new_roman_w_sz_w_val_24_w_szcs_w_val_24_w_lang_w_val_en_us_w_rpr_w_t_dissolved_w_t_w_r_w_r_w_rsidr_0091613d_w_rsidrpr_0091613d_w_rpr_w_rfonts_w_ascii_times_new_roman_w_hansi_times_new_roman_w_cs_times_new_roman_w_sz_w_val_24_w_szcs_w_val_24_w_rpr_w_t_w_t_w_r_w_r_w_rsidr_0091613d_w_rpr_w_rfonts_w_ascii_times_new_roman_w_hansi_times_new_roman_w_cs_times_new_roman_w_sz_w_val_24_w_szcs_w_val_24_w_lang_w_val_en_us_w_rpr_w_t_t_w_t_w_r_w_r_w_rsidr_0091613d_w_rsidrpr_0091613d_w_rpr_w_rfonts_w_ascii_times_new_roman_w_hansi_times_new_roman_w_cs_times_new_roman_w_sz_w_val_24_w_szcs_w_val_24_w_lang_w_val_en_us_w_rpr_w_t_he_w_t_w_r_w_r_w_rsidr_0091613d_w_rsidrpr_0091613d_w_rpr_w_rfonts_w_ascii_times_new_roman_w_hansi_times_new_roman_w_cs_times_new_roman_w_sz_w_val_24_w_szcs_w_val_24_w_rpr_w_t_w_t_w_r_w_r_w_rsidr_0091613d_w_rsidrpr_0091613d_w_rpr_w_rfonts_w_ascii_times_new_roman_w_hansi_times_new_roman_w_cs_times_new_roman_w_sz_w_val_24_w_szcs_w_val_24_w_lang_w_val_en_us_w_rpr_w_t_marriage_w_t_w_r_w_r_w_rsidr_0091613d_w_rsidrpr_0091613d_w_rpr_w_rfonts_w_ascii_times_new_roman_w_hansi_times_new_roman_w_cs_times_new_roman_w_sz_w_val_24_w_szcs_w_val_24_w_rpr_w_t_xml_space_preserve }}</w:t>
+        <w:t xml:space="preserve">{{ who_dissolved_the_marriage }}</w:t>
       </w:r>
       <w:r>
         <w:rPr>
@@ -331,7 +328,7 @@
           <w:sz w:val="24"/>
           <w:szCs w:val="24"/>
         </w:rPr>
-        <w:t xml:space="preserve">{{ w_t_w_r_w_r_w_rsidr_0091613d_w_rpr_w_rfonts_w_ascii_times_new_roman_w_hansi_times_new_roman_w_cs_times_new_roman_w_sz_w_val_24_w_szcs_w_val_24_w_lang_w_val_en_us_w_rpr_w_t_date_w_t_w_r_w_r_w_rsidr_0091613d_w_rsidrpr_0091613d_w_rpr_w_rfonts_w_ascii_times_new_roman_w_hansi_times_new_roman_w_cs_times_new_roman_w_sz_w_val_24_w_szcs_w_val_24_w_rpr_w_t_w_t_w_r_w_r_w_rsidr_0091613d_w_rpr_w_rfonts_w_ascii_times_new_roman_w_hansi_times_new_roman_w_cs_times_new_roman_w_sz_w_val_24_w_szcs_w_val_24_w_lang_w_val_en_us_w_rpr_w_t_dissolved_w_t_w_r_w_r_w_rsidr_0091613d_w_rsidrpr_0091613d_w_rpr_w_rfonts_w_ascii_times_new_roman_w_hansi_times_new_roman_w_cs_times_new_roman_w_sz_w_val_24_w_szcs_w_val_24_w_rpr_w_t_w_t_w_r_w_r_w_rsidr_0091613d_w_rpr_w_rfonts_w_ascii_times_new_roman_w_hansi_times_new_roman_w_cs_times_new_roman_w_sz_w_val_24_w_szcs_w_val_24_w_lang_w_val_en_us_w_rpr_w_t_marriage_w_t_w_r_w_r_w_rsidr_0091613d_w_rsidrpr_0091613d_w_rpr_w_rfonts_w_ascii_times_new_roman_w_hansi_times_new_roman_w_cs_times_new_roman_w_sz_w_val_24_w_szcs_w_val_24_w_rpr_w_t_xml_space_preserve }}</w:t>
+        <w:t xml:space="preserve">{{ date_dissolved_marriage }}</w:t>
       </w:r>
       <w:r>
         <w:rPr>
@@ -347,7 +344,7 @@
           <w:sz w:val="24"/>
           <w:szCs w:val="24"/>
         </w:rPr>
-        <w:t xml:space="preserve">{{ w_t_w_r_w_r_w_rsidr_0091613d_w_rpr_w_rfonts_w_ascii_times_new_roman_w_hansi_times_new_roman_w_cs_times_new_roman_w_sz_w_val_24_w_szcs_w_val_24_w_lang_w_val_en_us_w_rpr_w_t_children_w_t_w_r_w_r_w_rsidr_0091613d_w_rsidrpr_0091613d_w_rpr_w_rfonts_w_ascii_times_new_roman_w_hansi_times_new_roman_w_cs_times_new_roman_w_sz_w_val_24_w_szcs_w_val_24_w_rpr_w_t_w_t_w_r_w_r_w_rsidr_0091613d_w_rpr_w_rfonts_w_ascii_times_new_roman_w_hansi_times_new_roman_w_cs_times_new_roman_w_sz_w_val_24_w_szcs_w_val_24_w_lang_w_val_en_us_w_rpr_w_t_name_w_t_w_r_w_r_w_rsidr_0091613d_w_rsidrpr_0091613d_w_rpr_w_rfonts_w_ascii_times_new_roman_w_hansi_times_new_roman_w_cs_times_new_roman_w_sz_w_val_24_w_szcs_w_val_24_w_rpr_w_t_xml_space_preserve }}</w:t>
+        <w:t xml:space="preserve">{{ children_name }}</w:t>
       </w:r>
       <w:r>
         <w:rPr>
@@ -363,7 +360,7 @@
           <w:sz w:val="24"/>
           <w:szCs w:val="24"/>
         </w:rPr>
-        <w:t xml:space="preserve">{{ w_t_w_r_w_r_w_rsidr_0091613d_w_rpr_w_rfonts_w_ascii_times_new_roman_w_hansi_times_new_roman_w_cs_times_new_roman_w_sz_w_val_24_w_szcs_w_val_24_w_lang_w_val_en_us_w_rpr_w_t_mother_w_t_w_r_w_r_w_rsidr_0091613d_w_rsidrpr_0091613d_w_rpr_w_rfonts_w_ascii_times_new_roman_w_hansi_times_new_roman_w_cs_times_new_roman_w_sz_w_val_24_w_szcs_w_val_24_w_rpr_w_t_w_t_w_r_w_r_w_rsidr_0091613d_w_rpr_w_rfonts_w_ascii_times_new_roman_w_hansi_times_new_roman_w_cs_times_new_roman_w_sz_w_val_24_w_szcs_w_val_24_w_lang_w_val_en_us_w_rpr_w_t_or_w_t_w_r_w_r_w_rsidr_0091613d_w_rsidrpr_0091613d_w_rpr_w_rfonts_w_ascii_times_new_roman_w_hansi_times_new_roman_w_cs_times_new_roman_w_sz_w_val_24_w_szcs_w_val_24_w_rpr_w_t_w_t_w_r_w_r_w_rsidr_0091613d_w_rpr_w_rfonts_w_ascii_times_new_roman_w_hansi_times_new_roman_w_cs_times_new_roman_w_sz_w_val_24_w_szcs_w_val_24_w_lang_w_val_en_us_w_rpr_w_t_father_w_t_w_r_w_r_w_rsidr_0091613d_w_rsidrpr_0091613d_w_rpr_w_rfonts_w_ascii_times_new_roman_w_hansi_times_new_roman_w_cs_times_new_roman_w_sz_w_val_24_w_szcs_w_val_24_w_rpr_w_t_xml_space_preserve }}</w:t>
+        <w:t xml:space="preserve">{{ mother_or_father }}</w:t>
       </w:r>
       <w:r>
         <w:rPr>
@@ -475,7 +472,7 @@
           <w:szCs w:val="24"/>
           <w:lang w:val="en-US"/>
         </w:rPr>
-        <w:t xml:space="preserve">{{ w_t_w_r_w_prooferr_w_type_spellstart_w_r_w_rsidr_0091613d_w_rpr_w_rfonts_w_ascii_times_new_roman_w_hansi_times_new_roman_w_cs_times_new_roman_w_sz_w_val_24_w_szcs_w_val_24_w_lang_w_val_en_us_w_rpr_w_t_son_w_t_w_r_w_r_w_rsidr_0091613d_w_rsidrpr_0091613d_w_rpr_w_rfonts_w_ascii_times_new_roman_w_hansi_times_new_roman_w_cs_times_new_roman_w_sz_w_val_24_w_szcs_w_val_24_w_lang_w_val_en_us_w_rpr_w_t_w_t_w_r_w_r_w_rsidr_0091613d_w_rpr_w_rfonts_w_ascii_times_new_roman_w_hansi_times_new_roman_w_cs_times_new_roman_w_sz_w_val_24_w_szcs_w_val_24_w_lang_w_val_en_us_w_rpr_w_t_or_w_t_w_r_w_r_w_rsidr_0091613d_w_rsidrpr_0091613d_w_rpr_w_rfonts_w_ascii_times_new_roman_w_hansi_times_new_roman_w_cs_times_new_roman_w_sz_w_val_24_w_szcs_w_val_24_w_lang_w_val_en_us_w_rpr_w_t_w_t_w_r_w_r_w_rsidr_0091613d_w_rpr_w_rfonts_w_ascii_times_new_roman_w_hansi_times_new_roman_w_cs_times_new_roman_w_sz_w_val_24_w_szcs_w_val_24_w_lang_w_val_en_us_w_rpr_w_t_daughter_w_t_w_r_w_prooferr_w_type_spellend_w_r_w_rsidr_0091613d_w_rsidrpr_0091613d_w_rpr_w_rfonts_w_ascii_times_new_roman_w_hansi_times_new_roman_w_cs_times_new_roman_w_sz_w_val_24_w_szcs_w_val_24_w_lang_w_val_en_us_w_rpr_w_t_xml_space_preserve }}, {{ w_t_w_r_w_prooferr_w_type_spellstart_w_r_w_rsidr_0091613d_w_rsidrpr_0091613d_w_rpr_w_rfonts_w_ascii_times_new_roman_w_hansi_times_new_roman_w_cs_times_new_roman_w_sz_w_val_24_w_szcs_w_val_24_w_lang_w_val_en_us_w_rpr_w_t_does_not_allow_communication_details_w_t_w_r_w_prooferr_w_type_spellend_w_r_w_rsidr_0091613d_w_rpr_w_rfonts_w_ascii_times_new_roman_w_hansi_times_new_roman_w_cs_times_new_roman_w_sz_w_val_24_w_szcs_w_val_24_w_lang_w_val_en_us_w_rpr_w_t_xml_space_preserve }}</w:t>
+        <w:t xml:space="preserve">{{ son_or_daughter }}, {{ does_not_allow_communication_details }}</w:t>
       </w:r>
       <w:r>
         <w:rPr>
@@ -500,7 +497,7 @@
           <w:sz w:val="24"/>
           <w:szCs w:val="24"/>
         </w:rPr>
-        <w:t xml:space="preserve"> {{ w_t_w_r_w_r_w_rsidr_0091613d_w_rsidrpr_0091613d_w_rpr_w_rfonts_w_ascii_times_new_roman_w_hansi_times_new_roman_w_cs_times_new_roman_w_sz_w_val_24_w_szcs_w_val_24_w_lang_w_val_en_us_w_rpr_w_t_reasons_w_t_w_r_w_r_w_rsidr_0091613d_w_rsidrpr_000e63ee_w_rpr_w_rfonts_w_ascii_times_new_roman_w_hansi_times_new_roman_w_cs_times_new_roman_w_sz_w_val_24_w_szcs_w_val_24_w_rpr_w_t_w_t_w_r_w_r_w_rsidr_0091613d_w_rsidrpr_0091613d_w_rpr_w_rfonts_w_ascii_times_new_roman_w_hansi_times_new_roman_w_cs_times_new_roman_w_sz_w_val_24_w_szcs_w_val_24_w_lang_w_val_en_us_w_rpr_w_t_for_w_t_w_r_w_r_w_rsidr_0091613d_w_rsidrpr_000e63ee_w_rpr_w_rfonts_w_ascii_times_new_roman_w_hansi_times_new_roman_w_cs_times_new_roman_w_sz_w_val_24_w_szcs_w_val_24_w_rpr_w_t_w_t_w_r_w_r_w_rsidr_0091613d_w_rsidrpr_0091613d_w_rpr_w_rfonts_w_ascii_times_new_roman_w_hansi_times_new_roman_w_cs_times_new_roman_w_sz_w_val_24_w_szcs_w_val_24_w_lang_w_val_en_us_w_rpr_w_t_behavior_w_t_w_r_w_r_w_rsidr_0091613d_w_rsidrpr_000e63ee_w_rpr_w_rfonts_w_ascii_times_new_roman_w_hansi_times_new_roman_w_cs_times_new_roman_w_sz_w_val_24_w_szcs_w_val_24_w_rpr_w_t_xml_space_preserve }}</w:t>
+        <w:t xml:space="preserve"> {{ reasons_for_behavior }}</w:t>
       </w:r>
       <w:r>
         <w:rPr>
@@ -613,7 +610,7 @@
           <w:szCs w:val="24"/>
           <w:lang w:val="en-US"/>
         </w:rPr>
-        <w:t xml:space="preserve"> {{ w_t_w_r_w_r_w_rsidr_0091613d_w_rsidrpr_0091613d_w_rpr_w_rfonts_w_ascii_times_new_roman_w_hansi_times_new_roman_w_cs_times_new_roman_w_sz_w_val_24_w_szcs_w_val_24_w_lang_w_val_en_us_w_rpr_w_t_xml_space_preserve_w_t_w_r_w_prooferr_w_type_spellstart_w_r_w_rsidr_0091613d_w_rsidrpr_0091613d_w_rpr_w_rfonts_w_ascii_times_new_roman_w_hansi_times_new_roman_w_cs_times_new_roman_w_sz_w_val_24_w_szcs_w_val_24_w_lang_w_val_en_us_w_rpr_w_t_order_of_communication_w_t_w_r_w_prooferr_w_type_spellend_w_r_w_rsidr_0091613d_w_rsidrpr_0091613d_w_rpr_w_rfonts_w_ascii_times_new_roman_w_hansi_times_new_roman_w_cs_times_new_roman_w_sz_w_val_24_w_szcs_w_val_24_w_lang_w_val_en_us_w_rpr_w_t_xml_space_preserve_w_t_w_r_w_r_w_rsidr_0091613d_w_rpr_w_rfonts_w_ascii_times_new_roman_w_hansi_times_new_roman_w_cs_times_new_roman_w_sz_w_val_24_w_szcs_w_val_24_w_lang_w_val_en_us_w_rpr_w_t_xml_space_preserve }} </w:t>
+        <w:t xml:space="preserve"> {{ order_of_communication }} </w:t>
       </w:r>
       <w:r>
         <w:rPr>
@@ -642,7 +639,7 @@
           <w:szCs w:val="24"/>
           <w:lang w:val="en-US"/>
         </w:rPr>
-        <w:t xml:space="preserve">{{ w_t_w_r_w_prooferr_w_type_spellstart_w_r_w_rpr_w_rfonts_w_ascii_times_new_roman_w_hansi_times_new_roman_w_cs_times_new_roman_w_sz_w_val_24_w_szcs_w_val_24_w_lang_w_val_en_us_w_rpr_w_t_plantiff_w_t_w_r_w_prooferr_w_type_spellend_w_r_w_rpr_w_rfonts_w_ascii_times_new_roman_w_hansi_times_new_roman_w_cs_times_new_roman_w_sz_w_val_24_w_szcs_w_val_24_w_lang_w_val_en_us_w_rpr_w_t_xml_space_preserve }} </w:t>
+        <w:t xml:space="preserve">{{ plantiff }} </w:t>
       </w:r>
       <w:r>
         <w:rPr>
@@ -662,7 +659,7 @@
           <w:szCs w:val="24"/>
           <w:lang w:val="en-US"/>
         </w:rPr>
-        <w:t xml:space="preserve">{{ w_t_w_r_w_r_w_rsidr_000e63ee_w_rpr_w_rfonts_w_ascii_times_new_roman_w_hansi_times_new_roman_w_cs_times_new_roman_w_i_w_ics_w_sz_w_val_24_w_szcs_w_val_24_w_lang_w_val_en_us_w_rpr_w_t_signature_w_t_w_r_w_r_w_rpr_w_rfonts_w_ascii_times_new_roman_w_hansi_times_new_roman_w_cs_times_new_roman_w_i_w_ics_w_sz_w_val_24_w_szcs_w_val_24_w_lang_w_val_en_us_w_rpr_w_t_xml_space_preserve }}</w:t>
+        <w:t xml:space="preserve">{{ signature }}</w:t>
       </w:r>
       <w:r>
         <w:rPr>
